--- a/Prisond Bible.docx
+++ b/Prisond Bible.docx
@@ -237,7 +237,7 @@
           <w:sz w:val="28"/>
           <w:shd w:fill="auto" w:val="clear"/>
         </w:rPr>
-        <w:t xml:space="preserve">Tho we were lucky that the city we were in was behind hundreds of security gates.</w:t>
+        <w:t xml:space="preserve">Tho we were lucky that the  city we were in was behind hundreds of security gates.</w:t>
       </w:r>
     </w:p>
     <w:p>
